--- a/Learn/dws-iq-phd-interlock-roadmap-2026-2030_v1.1.docx
+++ b/Learn/dws-iq-phd-interlock-roadmap-2026-2030_v1.1.docx
@@ -88,7 +88,7 @@
         <w:t xml:space="preserve"> </w:t>
       </w:r>
       <w:r>
-        <w:t xml:space="preserve">gap table against LUT Studyinfo requirements (research plan sent 14.07 awaiting acceptance + GenAI disclosure; study-plan template and commitment form missing; Smolander working session booked Tue 11.08.2026 12:00, calendared with reminders). Sources: lut.fi/elut admission pages, 05.08.2026.</w:t>
+        <w:t xml:space="preserve">gap table against LUT Studyinfo requirements (research plan sent 14.07 awaiting acceptance + GenAI disclosure; study-plan template and commitment form missing; Smolander working session booked Tue 11.08.2026 12:00, calendared with reminders). Rebased onto the PR #1798 pre-merge review pass, keeping its corrected framing (doctorate contributes independent evidence; the Product Gate certifies). Sources: lut.fi/elut admission pages, 05.08.2026.</w:t>
       </w:r>
     </w:p>
     <w:p>
@@ -99,7 +99,7 @@
         </w:numPr>
       </w:pPr>
       <w:r>
-        <w:t xml:space="preserve">Version: 1.0 | Tool: Claude Code | Session: session_01T3cDnVQrtyrBNvLT9KeyeW | Date: 05.08.2026 | Changes: Initial creation — four-year LUT doctorate mapped onto the DWS IQ 7→8→9 version roadmap; mutual-reinforcement plan (product supplies the testbed, doctorate supplies the proof); per-year article plan; success criteria and risks for both tracks. Anchored to Strategy_Loop.md v1.4 §14.</w:t>
+        <w:t xml:space="preserve">Version: 1.0 | Tool: Claude Code | Session: session_01T3cDnVQrtyrBNvLT9KeyeW | Date: 05.08.2026 | Changes: Initial creation — four-year LUT doctorate mapped onto the DWS IQ 7→8→9 version roadmap; mutual-reinforcement plan (product supplies the testbed, doctorate supplies independent evidence); per-year article plan; success criteria and risks for both tracks. Anchored to Strategy_Loop.md v1.4 §14.</w:t>
       </w:r>
     </w:p>
     <w:p>
@@ -155,7 +155,7 @@
         <w:pStyle w:val="Compact"/>
       </w:pPr>
       <w:r>
-        <w:t xml:space="preserve">Publication Status: DRAFT — planning document, pending supervisor alignment</w:t>
+        <w:t xml:space="preserve">Languages Available: English</w:t>
       </w:r>
     </w:p>
     <w:p>
@@ -167,7 +167,7 @@
         <w:pStyle w:val="Compact"/>
       </w:pPr>
       <w:r>
-        <w:t xml:space="preserve">Document Type: Internal Roadmap / Academic-Product Interlock Plan</w:t>
+        <w:t xml:space="preserve">Publication Status: DRAFT — planning document, pending supervisor alignment</w:t>
       </w:r>
     </w:p>
     <w:p>
@@ -179,6 +179,18 @@
         <w:pStyle w:val="Compact"/>
       </w:pPr>
       <w:r>
+        <w:t xml:space="preserve">Document Type: Internal Roadmap / Academic-Product Interlock Plan</w:t>
+      </w:r>
+    </w:p>
+    <w:p>
+      <w:pPr>
+        <w:numPr>
+          <w:ilvl w:val="0"/>
+          <w:numId w:val="1002"/>
+        </w:numPr>
+        <w:pStyle w:val="Compact"/>
+      </w:pPr>
+      <w:r>
         <w:t xml:space="preserve">Owner: Risto Anton Päärni, Founder, CEO, Lifetime Oy</w:t>
       </w:r>
     </w:p>
@@ -221,37 +233,19 @@
         <w:t xml:space="preserve"> </w:t>
       </w:r>
       <w:r>
-        <w:t xml:space="preserve">falsifiable, and each dissertation article supplies the independent,</w:t>
-      </w:r>
-      <w:r>
-        <w:t xml:space="preserve"> </w:t>
-      </w:r>
-      <w:r>
-        <w:t xml:space="preserve">peer-reviewed proof that</w:t>
-      </w:r>
-      <w:r>
-        <w:t xml:space="preserve"> </w:t>
-      </w:r>
-      <w:r>
-        <w:t xml:space="preserve">“</w:t>
-      </w:r>
-      <w:r>
-        <w:t xml:space="preserve">doctorate-level intelligence</w:t>
-      </w:r>
-      <w:r>
-        <w:t xml:space="preserve">”</w:t>
-      </w:r>
-      <w:r>
-        <w:t xml:space="preserve"> </w:t>
-      </w:r>
-      <w:r>
-        <w:t xml:space="preserve">is a certified property</w:t>
-      </w:r>
-      <w:r>
-        <w:t xml:space="preserve"> </w:t>
-      </w:r>
-      <w:r>
-        <w:t xml:space="preserve">of the product, not a marketing claim.</w:t>
+        <w:t xml:space="preserve">falsifiable, and each dissertation article can supply independent,</w:t>
+      </w:r>
+      <w:r>
+        <w:t xml:space="preserve"> </w:t>
+      </w:r>
+      <w:r>
+        <w:t xml:space="preserve">peer-reviewed evidence relevant to the product’s Level 4 claims. The Product</w:t>
+      </w:r>
+      <w:r>
+        <w:t xml:space="preserve"> </w:t>
+      </w:r>
+      <w:r>
+        <w:t xml:space="preserve">Gate—not academic status—determines whether a product claim passes.</w:t>
       </w:r>
     </w:p>
     <w:bookmarkEnd w:id="21"/>
@@ -364,7 +358,7 @@
         <w:t xml:space="preserve"> </w:t>
       </w:r>
       <w:r>
-        <w:t xml:space="preserve">doctorate makes it externally credentialed instead of self-run.</w:t>
+        <w:t xml:space="preserve">doctoral research subjects the evidence to external academic scrutiny.</w:t>
       </w:r>
     </w:p>
     <w:p>
@@ -454,31 +448,7 @@
         <w:t xml:space="preserve"> </w:t>
       </w:r>
       <w:r>
-        <w:t xml:space="preserve">§7): a published, citable answer to</w:t>
-      </w:r>
-      <w:r>
-        <w:t xml:space="preserve"> </w:t>
-      </w:r>
-      <w:r>
-        <w:t xml:space="preserve">“</w:t>
-      </w:r>
-      <w:r>
-        <w:t xml:space="preserve">why is this</w:t>
-      </w:r>
-      <w:r>
-        <w:t xml:space="preserve"> </w:t>
-      </w:r>
-      <w:r>
-        <w:t xml:space="preserve">doctorate-level?</w:t>
-      </w:r>
-      <w:r>
-        <w:t xml:space="preserve">”</w:t>
-      </w:r>
-      <w:r>
-        <w:t xml:space="preserve"> </w:t>
-      </w:r>
-      <w:r>
-        <w:t xml:space="preserve">that any enterprise buyer — R03/R04 research leaders,</w:t>
+        <w:t xml:space="preserve">§7): published, citable evidence relevant to the Level 4 evaluation that any enterprise buyer — R03/R04 research leaders,</w:t>
       </w:r>
       <w:r>
         <w:t xml:space="preserve"> </w:t>
@@ -496,37 +466,25 @@
         <w:pStyle w:val="Compact"/>
       </w:pPr>
       <w:r>
-        <w:t xml:space="preserve">The §4 intelligence maturity model’s Level 4 (</w:t>
-      </w:r>
-      <w:r>
-        <w:t xml:space="preserve">“</w:t>
-      </w:r>
-      <w:r>
-        <w:t xml:space="preserve">survives independent</w:t>
-      </w:r>
-      <w:r>
-        <w:t xml:space="preserve"> </w:t>
-      </w:r>
-      <w:r>
-        <w:t xml:space="preserve">reproduction, adversarial review, expert baseline</w:t>
-      </w:r>
-      <w:r>
-        <w:t xml:space="preserve">”</w:t>
-      </w:r>
-      <w:r>
-        <w:t xml:space="preserve">) is literally what the</w:t>
-      </w:r>
-      <w:r>
-        <w:t xml:space="preserve"> </w:t>
-      </w:r>
-      <w:r>
-        <w:t xml:space="preserve">doctoral process certifies. The dissertation is the catalog gate’s external</w:t>
-      </w:r>
-      <w:r>
-        <w:t xml:space="preserve"> </w:t>
-      </w:r>
-      <w:r>
-        <w:t xml:space="preserve">auditor.</w:t>
+        <w:t xml:space="preserve">The §4 intelligence maturity model’s Level 4 requires independent</w:t>
+      </w:r>
+      <w:r>
+        <w:t xml:space="preserve"> </w:t>
+      </w:r>
+      <w:r>
+        <w:t xml:space="preserve">reproduction, adversarial review, and an expert baseline. Doctoral research can</w:t>
+      </w:r>
+      <w:r>
+        <w:t xml:space="preserve"> </w:t>
+      </w:r>
+      <w:r>
+        <w:t xml:space="preserve">contribute evidence to those tests, but it does not certify the product or</w:t>
+      </w:r>
+      <w:r>
+        <w:t xml:space="preserve"> </w:t>
+      </w:r>
+      <w:r>
+        <w:t xml:space="preserve">replace an independent Product Gate review.</w:t>
       </w:r>
     </w:p>
     <w:p>
@@ -574,7 +532,7 @@
         <w:rPr>
           <w:rStyle w:val="VerbatimChar"/>
         </w:rPr>
-        <w:t xml:space="preserve">apuraha-deadline-calendar-2026.md</w:t>
+        <w:t xml:space="preserve">docs/lut/fi-se-lanes-research-2026-07.md</w:t>
       </w:r>
       <w:r>
         <w:t xml:space="preserve">).</w:t>
@@ -672,13 +630,7 @@
         <w:t xml:space="preserve"> </w:t>
       </w:r>
       <w:r>
-        <w:t xml:space="preserve">this 2007 degree; the Metropolia master’s thesis living in this repo is a</w:t>
-      </w:r>
-      <w:r>
-        <w:t xml:space="preserve"> </w:t>
-      </w:r>
-      <w:r>
-        <w:t xml:space="preserve">separate, independent track and is</w:t>
+        <w:t xml:space="preserve">this 2007 degree. The Metropolia YAMK thesis was graded</w:t>
       </w:r>
       <w:r>
         <w:t xml:space="preserve"> </w:t>
@@ -688,19 +640,67 @@
           <w:bCs/>
           <w:b/>
         </w:rPr>
+        <w:t xml:space="preserve">5/5 (Kiitettävä) on</w:t>
+      </w:r>
+      <w:r>
+        <w:rPr>
+          <w:bCs/>
+          <w:b/>
+        </w:rPr>
+        <w:t xml:space="preserve"> </w:t>
+      </w:r>
+      <w:r>
+        <w:rPr>
+          <w:bCs/>
+          <w:b/>
+        </w:rPr>
+        <w:t xml:space="preserve">05.06.2026</w:t>
+      </w:r>
+      <w:r>
+        <w:t xml:space="preserve"> </w:t>
+      </w:r>
+      <w:r>
+        <w:t xml:space="preserve">(per</w:t>
+      </w:r>
+      <w:r>
+        <w:t xml:space="preserve"> </w:t>
+      </w:r>
+      <w:r>
+        <w:rPr>
+          <w:rStyle w:val="VerbatimChar"/>
+        </w:rPr>
+        <w:t xml:space="preserve">docs/lut/tutkimussuunnitelma-lut-2026-fi.md</w:t>
+      </w:r>
+      <w:r>
+        <w:t xml:space="preserve">) — additional</w:t>
+      </w:r>
+      <w:r>
+        <w:t xml:space="preserve"> </w:t>
+      </w:r>
+      <w:r>
+        <w:t xml:space="preserve">supporting evidence,</w:t>
+      </w:r>
+      <w:r>
+        <w:t xml:space="preserve"> </w:t>
+      </w:r>
+      <w:r>
+        <w:rPr>
+          <w:bCs/>
+          <w:b/>
+        </w:rPr>
         <w:t xml:space="preserve">not</w:t>
       </w:r>
       <w:r>
         <w:t xml:space="preserve"> </w:t>
       </w:r>
       <w:r>
-        <w:t xml:space="preserve">a gate for the LUT application. Do</w:t>
-      </w:r>
-      <w:r>
-        <w:t xml:space="preserve"> </w:t>
-      </w:r>
-      <w:r>
-        <w:t xml:space="preserve">not re-ask this. Remaining eligibility to-do is administrative only: obtain</w:t>
+        <w:t xml:space="preserve">a gate for the LUT application. Do not re-ask</w:t>
+      </w:r>
+      <w:r>
+        <w:t xml:space="preserve"> </w:t>
+      </w:r>
+      <w:r>
+        <w:t xml:space="preserve">this. Remaining eligibility to-do is administrative only: obtain</w:t>
       </w:r>
       <w:r>
         <w:t xml:space="preserve"> </w:t>
@@ -1343,7 +1343,7 @@
               <w:jc w:val="left"/>
             </w:pPr>
             <w:r>
-              <w:t xml:space="preserve">Defense timed to DWS 9 launch: the dissertation retrospectively certifies versions 7–8 while DWS 9 sells forward on that certified base</w:t>
+              <w:t xml:space="preserve">Defense may add independent published evidence about versions 7–8; DWS 9 claims remain subject to their own Product Gate evidence</w:t>
             </w:r>
           </w:p>
         </w:tc>
@@ -1739,13 +1739,40 @@
         <w:t xml:space="preserve"> </w:t>
       </w:r>
       <w:r>
-        <w:t xml:space="preserve">writing. Next windows otherwise fall to 2027 (</w:t>
+        <w:t xml:space="preserve">writing. Next windows otherwise fall to 2027</w:t>
+      </w:r>
+      <w:r>
+        <w:t xml:space="preserve"> </w:t>
+      </w:r>
+      <w:r>
+        <w:t xml:space="preserve">(</w:t>
       </w:r>
       <w:r>
         <w:rPr>
           <w:rStyle w:val="VerbatimChar"/>
         </w:rPr>
-        <w:t xml:space="preserve">apuraha-deadline-calendar-2026.md</w:t>
+        <w:t xml:space="preserve">docs/lut/apuraha-deadline-calendar-2026.md</w:t>
+      </w:r>
+      <w:r>
+        <w:t xml:space="preserve"> </w:t>
+      </w:r>
+      <w:r>
+        <w:t xml:space="preserve">— recovered from unmerged</w:t>
+      </w:r>
+      <w:r>
+        <w:t xml:space="preserve"> </w:t>
+      </w:r>
+      <w:r>
+        <w:t xml:space="preserve">PR #1663 on 05.08.2026; also</w:t>
+      </w:r>
+      <w:r>
+        <w:t xml:space="preserve"> </w:t>
+      </w:r>
+      <w:r>
+        <w:rPr>
+          <w:rStyle w:val="VerbatimChar"/>
+        </w:rPr>
+        <w:t xml:space="preserve">docs/lut/fi-se-lanes-research-2026-07.md</w:t>
       </w:r>
       <w:r>
         <w:t xml:space="preserve">).</w:t>
@@ -1981,6 +2008,18 @@
         </w:rPr>
         <w:t xml:space="preserve">docs/lut/apuraha-deadline-calendar-2026.md</w:t>
       </w:r>
+      <w:r>
+        <w:t xml:space="preserve">,</w:t>
+      </w:r>
+      <w:r>
+        <w:t xml:space="preserve"> </w:t>
+      </w:r>
+      <w:r>
+        <w:rPr>
+          <w:rStyle w:val="VerbatimChar"/>
+        </w:rPr>
+        <w:t xml:space="preserve">docs/lut/fi-se-lanes-research-2026-07.md</w:t>
+      </w:r>
     </w:p>
     <w:p>
       <w:pPr>
@@ -1991,6 +2030,33 @@
         <w:pStyle w:val="Compact"/>
       </w:pPr>
       <w:r>
+        <w:t xml:space="preserve">Research plan (FI, foundation format incl. §7 rahoitussuunnitelma):</w:t>
+      </w:r>
+      <w:r>
+        <w:t xml:space="preserve"> </w:t>
+      </w:r>
+      <w:r>
+        <w:rPr>
+          <w:rStyle w:val="VerbatimChar"/>
+        </w:rPr>
+        <w:t xml:space="preserve">docs/lut/tutkimussuunnitelma-lut-2026-fi.md</w:t>
+      </w:r>
+      <w:r>
+        <w:t xml:space="preserve"> </w:t>
+      </w:r>
+      <w:r>
+        <w:t xml:space="preserve">— recovered from unmerged PR #1663 on 05.08.2026</w:t>
+      </w:r>
+    </w:p>
+    <w:p>
+      <w:pPr>
+        <w:numPr>
+          <w:ilvl w:val="0"/>
+          <w:numId w:val="1006"/>
+        </w:numPr>
+        <w:pStyle w:val="Compact"/>
+      </w:pPr>
+      <w:r>
         <w:t xml:space="preserve">Scope split rule: implementation evidence → master’s thesis; market signals and scientific framing → PhD (CLAUDE.md Thesis Content Scope Rule). This document is a</w:t>
       </w:r>
       <w:r>
@@ -2081,6 +2147,12 @@
           <w:b/>
         </w:rPr>
         <w:t xml:space="preserve">Business Confidential.</w:t>
+      </w:r>
+      <w:r>
+        <w:t xml:space="preserve"> </w:t>
+      </w:r>
+      <w:r>
+        <w:t xml:space="preserve">This document contains confidential and proprietary information of Lifetime Oy. It is disclosed solely to the intended recipient under an applicable NDA or business relationship and may not be copied, distributed, or disclosed to any third party without Lifetime Oy’s prior written consent.</w:t>
       </w:r>
     </w:p>
     <w:bookmarkEnd w:id="28"/>
